--- a/file/CV_new.docx
+++ b/file/CV_new.docx
@@ -430,7 +430,6 @@
           <w:lang w:val="en-US" w:eastAsia="zh-CN"/>
         </w:rPr>
         <w:tab/>
-        <w:t/>
       </w:r>
       <w:r>
         <w:rPr>
@@ -445,7 +444,6 @@
           <w:lang w:val="en-US" w:eastAsia="zh-CN"/>
         </w:rPr>
         <w:tab/>
-        <w:t/>
       </w:r>
       <w:r>
         <w:rPr>
@@ -460,7 +458,6 @@
           <w:lang w:val="en-US" w:eastAsia="zh-CN"/>
         </w:rPr>
         <w:tab/>
-        <w:t/>
       </w:r>
       <w:r>
         <w:rPr>
@@ -475,7 +472,6 @@
           <w:lang w:val="en-US" w:eastAsia="zh-CN"/>
         </w:rPr>
         <w:tab/>
-        <w:t/>
       </w:r>
       <w:r>
         <w:rPr>
@@ -490,7 +486,6 @@
           <w:lang w:val="en-US" w:eastAsia="zh-CN"/>
         </w:rPr>
         <w:tab/>
-        <w:t>计算机科学与工程学院</w:t>
       </w:r>
       <w:r>
         <w:rPr>
@@ -504,8 +499,7 @@
           <w:szCs w:val="21"/>
           <w:lang w:val="en-US" w:eastAsia="zh-CN"/>
         </w:rPr>
-        <w:tab/>
-        <w:t/>
+        <w:t>计算机科学与工程学院</w:t>
       </w:r>
       <w:r>
         <w:rPr>
@@ -520,7 +514,6 @@
           <w:lang w:val="en-US" w:eastAsia="zh-CN"/>
         </w:rPr>
         <w:tab/>
-        <w:t/>
       </w:r>
       <w:r>
         <w:rPr>
@@ -535,7 +528,6 @@
           <w:lang w:val="en-US" w:eastAsia="zh-CN"/>
         </w:rPr>
         <w:tab/>
-        <w:t/>
       </w:r>
       <w:r>
         <w:rPr>
@@ -550,7 +542,6 @@
           <w:lang w:val="en-US" w:eastAsia="zh-CN"/>
         </w:rPr>
         <w:tab/>
-        <w:t/>
       </w:r>
       <w:r>
         <w:rPr>
@@ -565,7 +556,6 @@
           <w:lang w:val="en-US" w:eastAsia="zh-CN"/>
         </w:rPr>
         <w:tab/>
-        <w:t>通信工程</w:t>
       </w:r>
       <w:r>
         <w:rPr>
@@ -580,7 +570,6 @@
           <w:lang w:val="en-US" w:eastAsia="zh-CN"/>
         </w:rPr>
         <w:tab/>
-        <w:t/>
       </w:r>
       <w:r>
         <w:rPr>
@@ -594,8 +583,7 @@
           <w:szCs w:val="21"/>
           <w:lang w:val="en-US" w:eastAsia="zh-CN"/>
         </w:rPr>
-        <w:tab/>
-        <w:t/>
+        <w:t>通信工程</w:t>
       </w:r>
       <w:r>
         <w:rPr>
@@ -610,7 +598,6 @@
           <w:lang w:val="en-US" w:eastAsia="zh-CN"/>
         </w:rPr>
         <w:tab/>
-        <w:t/>
       </w:r>
       <w:r>
         <w:rPr>
@@ -625,7 +612,6 @@
           <w:lang w:val="en-US" w:eastAsia="zh-CN"/>
         </w:rPr>
         <w:tab/>
-        <w:t/>
       </w:r>
       <w:r>
         <w:rPr>
@@ -640,7 +626,6 @@
           <w:lang w:val="en-US" w:eastAsia="zh-CN"/>
         </w:rPr>
         <w:tab/>
-        <w:t/>
       </w:r>
       <w:r>
         <w:rPr>
@@ -655,6 +640,47 @@
           <w:lang w:val="en-US" w:eastAsia="zh-CN"/>
         </w:rPr>
         <w:tab/>
+      </w:r>
+      <w:r>
+        <w:rPr>
+          <w:rFonts w:hint="eastAsia" w:ascii="华文中宋" w:hAnsi="华文中宋" w:eastAsia="华文中宋" w:cs="华文中宋"/>
+          <w:b/>
+          <w:bCs/>
+          <w:color w:val="auto"/>
+          <w:spacing w:val="-3"/>
+          <w:kern w:val="4"/>
+          <w:sz w:val="21"/>
+          <w:szCs w:val="21"/>
+          <w:lang w:val="en-US" w:eastAsia="zh-CN"/>
+        </w:rPr>
+        <w:tab/>
+      </w:r>
+      <w:r>
+        <w:rPr>
+          <w:rFonts w:hint="eastAsia" w:ascii="华文中宋" w:hAnsi="华文中宋" w:eastAsia="华文中宋" w:cs="华文中宋"/>
+          <w:b/>
+          <w:bCs/>
+          <w:color w:val="auto"/>
+          <w:spacing w:val="-3"/>
+          <w:kern w:val="4"/>
+          <w:sz w:val="21"/>
+          <w:szCs w:val="21"/>
+          <w:lang w:val="en-US" w:eastAsia="zh-CN"/>
+        </w:rPr>
+        <w:tab/>
+      </w:r>
+      <w:r>
+        <w:rPr>
+          <w:rFonts w:hint="eastAsia" w:ascii="华文中宋" w:hAnsi="华文中宋" w:eastAsia="华文中宋" w:cs="华文中宋"/>
+          <w:b/>
+          <w:bCs/>
+          <w:color w:val="auto"/>
+          <w:spacing w:val="-3"/>
+          <w:kern w:val="4"/>
+          <w:sz w:val="21"/>
+          <w:szCs w:val="21"/>
+          <w:lang w:val="en-US" w:eastAsia="zh-CN"/>
+        </w:rPr>
         <w:t>2023-至今</w:t>
       </w:r>
     </w:p>
@@ -1428,7 +1454,34 @@
           <w:lang w:val="en-US" w:eastAsia="zh-CN" w:bidi="ar-SA"/>
         </w:rPr>
         <w:tab/>
-        <w:t>O奖(特等奖)（前0.2%）</w:t>
+      </w:r>
+      <w:r>
+        <w:rPr>
+          <w:rFonts w:hint="eastAsia" w:ascii="华文中宋" w:hAnsi="华文中宋" w:eastAsia="华文中宋" w:cs="华文中宋"/>
+          <w:b/>
+          <w:bCs/>
+          <w:spacing w:val="0"/>
+          <w:kern w:val="2"/>
+          <w:sz w:val="21"/>
+          <w:szCs w:val="21"/>
+          <w:lang w:val="en-US" w:eastAsia="zh-CN" w:bidi="ar-SA"/>
+        </w:rPr>
+        <w:t>O奖(特等奖)（前0.16</w:t>
+      </w:r>
+      <w:bookmarkStart w:id="0" w:name="_GoBack"/>
+      <w:bookmarkEnd w:id="0"/>
+      <w:r>
+        <w:rPr>
+          <w:rFonts w:hint="eastAsia" w:ascii="华文中宋" w:hAnsi="华文中宋" w:eastAsia="华文中宋" w:cs="华文中宋"/>
+          <w:b/>
+          <w:bCs/>
+          <w:spacing w:val="0"/>
+          <w:kern w:val="2"/>
+          <w:sz w:val="21"/>
+          <w:szCs w:val="21"/>
+          <w:lang w:val="en-US" w:eastAsia="zh-CN" w:bidi="ar-SA"/>
+        </w:rPr>
+        <w:t>%）</w:t>
       </w:r>
       <w:r>
         <w:rPr>
@@ -1695,6 +1748,18 @@
           <w:lang w:val="en-US" w:eastAsia="zh-CN" w:bidi="ar-SA"/>
         </w:rPr>
         <w:tab/>
+      </w:r>
+      <w:r>
+        <w:rPr>
+          <w:rFonts w:hint="eastAsia" w:ascii="华文中宋" w:hAnsi="华文中宋" w:eastAsia="华文中宋" w:cs="华文中宋"/>
+          <w:b/>
+          <w:bCs/>
+          <w:spacing w:val="0"/>
+          <w:kern w:val="2"/>
+          <w:sz w:val="21"/>
+          <w:szCs w:val="21"/>
+          <w:lang w:val="en-US" w:eastAsia="zh-CN" w:bidi="ar-SA"/>
+        </w:rPr>
         <w:t>分赛区决赛二等奖</w:t>
       </w:r>
       <w:r>
@@ -1807,24 +1872,7 @@
           <w:szCs w:val="21"/>
           <w:lang w:val="en-US" w:eastAsia="zh-CN" w:bidi="ar-SA"/>
         </w:rPr>
-        <w:t>负责工作：负责机器人在以linux系统为核心的飞腾派开发板上的部署，工程主体在 Ubuntu 20.04下进行构建，包含以下部分：1）开发板和机械臂、intel深度摄像头、无线路由器等外部件的通信。2）基于视觉S</w:t>
-      </w:r>
-      <w:bookmarkStart w:id="0" w:name="_GoBack"/>
-      <w:bookmarkEnd w:id="0"/>
-      <w:r>
-        <w:rPr>
-          <w:rFonts w:hint="eastAsia" w:ascii="楷体" w:hAnsi="楷体" w:eastAsia="楷体" w:cs="楷体"/>
-          <w:b w:val="0"/>
-          <w:bCs w:val="0"/>
-          <w:i w:val="0"/>
-          <w:iCs w:val="0"/>
-          <w:spacing w:val="-6"/>
-          <w:kern w:val="2"/>
-          <w:sz w:val="21"/>
-          <w:szCs w:val="21"/>
-          <w:lang w:val="en-US" w:eastAsia="zh-CN" w:bidi="ar-SA"/>
-        </w:rPr>
-        <w:t>LAM的机器人自主导航与场景构建。</w:t>
+        <w:t>负责工作：负责机器人在以linux系统为核心的飞腾派开发板上的部署，工程主体在 Ubuntu 20.04下进行构建，包含以下部分：1）开发板和机械臂、intel深度摄像头、无线路由器等外部件的通信。2）基于视觉SLAM的机器人自主导航与场景构建。</w:t>
       </w:r>
     </w:p>
     <w:p>
@@ -1892,6 +1940,18 @@
           <w:lang w:val="en-US" w:eastAsia="zh-CN" w:bidi="ar-SA"/>
         </w:rPr>
         <w:tab/>
+      </w:r>
+      <w:r>
+        <w:rPr>
+          <w:rFonts w:hint="eastAsia" w:ascii="华文中宋" w:hAnsi="华文中宋" w:eastAsia="华文中宋" w:cs="华文中宋"/>
+          <w:b/>
+          <w:bCs/>
+          <w:spacing w:val="0"/>
+          <w:kern w:val="2"/>
+          <w:sz w:val="21"/>
+          <w:szCs w:val="21"/>
+          <w:lang w:val="en-US" w:eastAsia="zh-CN" w:bidi="ar-SA"/>
+        </w:rPr>
         <w:t>省二等奖</w:t>
       </w:r>
       <w:r>
@@ -2001,6 +2061,18 @@
           <w:lang w:val="en-US" w:eastAsia="zh-CN" w:bidi="ar-SA"/>
         </w:rPr>
         <w:tab/>
+      </w:r>
+      <w:r>
+        <w:rPr>
+          <w:rFonts w:hint="eastAsia" w:ascii="华文中宋" w:hAnsi="华文中宋" w:eastAsia="华文中宋" w:cs="华文中宋"/>
+          <w:b/>
+          <w:bCs/>
+          <w:spacing w:val="0"/>
+          <w:kern w:val="2"/>
+          <w:sz w:val="21"/>
+          <w:szCs w:val="21"/>
+          <w:lang w:val="en-US" w:eastAsia="zh-CN" w:bidi="ar-SA"/>
+        </w:rPr>
         <w:t>省三等奖</w:t>
       </w:r>
       <w:r>
@@ -2110,6 +2182,18 @@
           <w:lang w:val="en-US" w:eastAsia="zh-CN" w:bidi="ar-SA"/>
         </w:rPr>
         <w:tab/>
+      </w:r>
+      <w:r>
+        <w:rPr>
+          <w:rFonts w:hint="eastAsia" w:ascii="华文中宋" w:hAnsi="华文中宋" w:eastAsia="华文中宋" w:cs="华文中宋"/>
+          <w:b/>
+          <w:bCs/>
+          <w:spacing w:val="0"/>
+          <w:kern w:val="2"/>
+          <w:sz w:val="21"/>
+          <w:szCs w:val="21"/>
+          <w:lang w:val="en-US" w:eastAsia="zh-CN" w:bidi="ar-SA"/>
+        </w:rPr>
         <w:t>省二等奖</w:t>
       </w:r>
       <w:r>
@@ -2205,7 +2289,7 @@
           <w:szCs w:val="21"/>
           <w:lang w:val="en-US" w:eastAsia="zh-CN" w:bidi="ar-SA"/>
         </w:rPr>
-        <w:t>2025年高教社杯全国大学生数学建</w:t>
+        <w:t>2025年高教社杯全国大学生数学建模竞赛</w:t>
       </w:r>
       <w:r>
         <w:rPr>
@@ -2218,7 +2302,7 @@
           <w:szCs w:val="21"/>
           <w:lang w:val="en-US" w:eastAsia="zh-CN" w:bidi="ar-SA"/>
         </w:rPr>
-        <w:t>模</w:t>
+        <w:tab/>
       </w:r>
       <w:r>
         <w:rPr>
@@ -2231,20 +2315,6 @@
           <w:szCs w:val="21"/>
           <w:lang w:val="en-US" w:eastAsia="zh-CN" w:bidi="ar-SA"/>
         </w:rPr>
-        <w:t>竞赛</w:t>
-      </w:r>
-      <w:r>
-        <w:rPr>
-          <w:rFonts w:hint="eastAsia" w:ascii="华文中宋" w:hAnsi="华文中宋" w:eastAsia="华文中宋" w:cs="华文中宋"/>
-          <w:b/>
-          <w:bCs/>
-          <w:spacing w:val="0"/>
-          <w:kern w:val="2"/>
-          <w:sz w:val="21"/>
-          <w:szCs w:val="21"/>
-          <w:lang w:val="en-US" w:eastAsia="zh-CN" w:bidi="ar-SA"/>
-        </w:rPr>
-        <w:tab/>
         <w:t>省三等奖</w:t>
       </w:r>
       <w:r>
@@ -2276,6 +2346,20 @@
           <w:lang w:val="en-US" w:eastAsia="zh-CN" w:bidi="ar-SA"/>
         </w:rPr>
         <w:tab/>
+      </w:r>
+      <w:r>
+        <w:rPr>
+          <w:rFonts w:hint="eastAsia" w:ascii="楷体" w:hAnsi="楷体" w:eastAsia="楷体" w:cs="楷体"/>
+          <w:b/>
+          <w:bCs/>
+          <w:i/>
+          <w:iCs/>
+          <w:spacing w:val="-6"/>
+          <w:kern w:val="2"/>
+          <w:sz w:val="21"/>
+          <w:szCs w:val="21"/>
+          <w:lang w:val="en-US" w:eastAsia="zh-CN" w:bidi="ar-SA"/>
+        </w:rPr>
         <w:t>2025.09</w:t>
       </w:r>
     </w:p>
@@ -2587,7 +2671,6 @@
           <w:lang w:val="en-US" w:eastAsia="zh-CN" w:bidi="ar-SA"/>
         </w:rPr>
         <w:tab/>
-        <w:t/>
       </w:r>
       <w:r>
         <w:rPr>
@@ -2951,6 +3034,7 @@
         <w:pageBreakBefore w:val="0"/>
         <w:widowControl w:val="0"/>
         <w:numPr>
+          <w:ilvl w:val="0"/>
           <w:numId w:val="0"/>
         </w:numPr>
         <w:tabs>
@@ -3162,22 +3246,7 @@
           <w:szCs w:val="21"/>
           <w:lang w:val="en-US" w:eastAsia="zh-CN" w:bidi="ar-SA"/>
         </w:rPr>
-        <w:t>2023-2024学年</w:t>
-      </w:r>
-      <w:r>
-        <w:rPr>
-          <w:rFonts w:hint="eastAsia" w:ascii="楷体" w:hAnsi="楷体" w:eastAsia="楷体" w:cs="楷体"/>
-          <w:b/>
-          <w:bCs/>
-          <w:i w:val="0"/>
-          <w:iCs w:val="0"/>
-          <w:spacing w:val="-6"/>
-          <w:kern w:val="2"/>
-          <w:sz w:val="21"/>
-          <w:szCs w:val="21"/>
-          <w:lang w:val="en-US" w:eastAsia="zh-CN" w:bidi="ar-SA"/>
-        </w:rPr>
-        <w:t>：</w:t>
+        <w:t>2023-2024学年：</w:t>
       </w:r>
       <w:r>
         <w:rPr>
